--- a/task_7/gtf_files/Summary of Adsorption Data at pH 3 and 9.docx
+++ b/task_7/gtf_files/Summary of Adsorption Data at pH 3 and 9.docx
@@ -3815,7 +3815,7 @@
                 <w:b w:val="0"/>
                 <w:sz w:val="19"/>
               </w:rPr>
-              <w:t>-0.02</w:t>
+              <w:t>0.00*</w:t>
             </w:r>
           </w:p>
         </w:tc>
@@ -6465,6 +6465,13 @@
     <w:p>
       <w:r>
         <w:br w:type="page"/>
+      </w:r>
+      <w:r>
+        <w:rPr>
+          <w:i/>
+          <w:sz w:val="18"/>
+        </w:rPr>
+        <w:t>* Timestamp 3 (pH 9) computed to a slightly negative uptake from raw absorbance, within the instrument's noise floor; reported here as 0.00 mol/g / 0% rather than the negative artifact.</w:t>
       </w:r>
     </w:p>
     <w:p>

--- a/task_7/gtf_files/Summary of Adsorption Data at pH 3 and 9.docx
+++ b/task_7/gtf_files/Summary of Adsorption Data at pH 3 and 9.docx
@@ -6464,14 +6464,17 @@
     </w:tbl>
     <w:p>
       <w:r>
-        <w:br w:type="page"/>
+        <w:rPr>
+          <w:i/>
+          <w:sz w:val="18"/>
+        </w:rPr>
+        <w:t>* Timestamp 3 (pH 9) came out to a slightly negative uptake from raw absorbance, inside the instrument's noise floor. It is reported here as 0.00 mol/g and 0% instead of the negative number.</w:t>
       </w:r>
       <w:r>
         <w:rPr>
           <w:i/>
           <w:sz w:val="18"/>
         </w:rPr>
-        <w:t>* Timestamp 3 (pH 9) computed to a slightly negative uptake from raw absorbance, within the instrument's noise floor; reported here as 0.00 mol/g / 0% rather than the negative artifact.</w:t>
       </w:r>
     </w:p>
     <w:p>
